--- a/Reactivos_por_Dimension/06_Deslealtad.docx
+++ b/Reactivos_por_Dimension/06_Deslealtad.docx
@@ -77,7 +77,7 @@
         <w:spacing w:after="150" w:before="300"/>
       </w:pPr>
       <w:r>
-        <w:t xml:space="preserve">Reactivos de la dimensión 6. Deslealtad (4 reactivos)</w:t>
+        <w:t xml:space="preserve">Reactivos de la dimensión 6. Deslealtad (10 reactivos)</w:t>
       </w:r>
     </w:p>
     <w:p>
@@ -86,7 +86,7 @@
         <w:spacing w:after="100" w:before="200"/>
       </w:pPr>
       <w:r>
-        <w:t xml:space="preserve">R021 — Actitud favorable a divulgar información interna</w:t>
+        <w:t xml:space="preserve">R051 — Opinión/Actitud — indicador 1 (Disposición a compartir información interna con terceros no autorizado…)</w:t>
       </w:r>
     </w:p>
     <w:p>
@@ -131,7 +131,7 @@
         <w:t xml:space="preserve">Pregunta completa (variante base): </w:t>
       </w:r>
       <w:r>
-        <w:t xml:space="preserve">¿Qué tan de acuerdo estás con la siguiente idea: 'Si me tratan mal en un trabajo, no tendría ningún problema en compartir información interna de la empresa con alguien externo'?</w:t>
+        <w:t xml:space="preserve">¿Qué tan de acuerdo estás con la siguiente idea: "Si me tratan mal en un trabajo, no tendría ningún problema en compartir información interna de la empresa con alguien externo"?</w:t>
       </w:r>
     </w:p>
     <w:p>
@@ -152,34 +152,43 @@
         <w:ind w:left="200"/>
       </w:pPr>
       <w:r>
-        <w:t xml:space="preserve">Variante 1 (base): ¿Qué tan de acuerdo estás con la siguiente idea: 'Si me tratan mal en un trabajo, no tendría ningún problema en compartir información interna de la empresa con alguien externo'?</w:t>
-      </w:r>
-    </w:p>
-    <w:p>
-      <w:pPr>
-        <w:spacing w:after="60"/>
-        <w:ind w:left="200"/>
-      </w:pPr>
-      <w:r>
-        <w:t xml:space="preserve">Variante 2: Si una empresa me trata mal, no vería nada malo en hablar mal de ella públicamente aunque exagere un poco la situación.</w:t>
-      </w:r>
-    </w:p>
-    <w:p>
-      <w:pPr>
-        <w:spacing w:after="60"/>
-        <w:ind w:left="200"/>
-      </w:pPr>
-      <w:r>
-        <w:t xml:space="preserve">Variante 3: Llevarme contactos o información de clientes cuando renuncio a un trabajo es razonable, al final ese conocimiento también es mío.</w:t>
-      </w:r>
-    </w:p>
-    <w:p>
-      <w:pPr>
-        <w:spacing w:after="60"/>
-        <w:ind w:left="200"/>
-      </w:pPr>
-      <w:r>
-        <w:t xml:space="preserve">Variante 4: Si tengo una mala relación con mi jefe, no tendría problema en filtrar información interna a alguien externo como una forma de 'desquite'.</w:t>
+        <w:t xml:space="preserve">Variante 1 (base): ¿Qué tan de acuerdo estás con la siguiente idea: "Si me tratan mal en un trabajo, no tendría ningún problema en compartir información interna de la empresa con alguien externo"?</w:t>
+      </w:r>
+    </w:p>
+    <w:p>
+      <w:pPr>
+        <w:spacing w:after="60"/>
+        <w:ind w:left="200"/>
+      </w:pPr>
+      <w:r>
+        <w:t xml:space="preserve">Variante 2: En términos generales, ¿qué tan de acuerdo o en desacuerdo estás con esta afirmación: "Si me tratan mal en un trabajo, no tendría ningún problema en compartir información interna de la empresa con alguien externo"?</w:t>
+      </w:r>
+    </w:p>
+    <w:p>
+      <w:pPr>
+        <w:spacing w:after="60"/>
+        <w:ind w:left="200"/>
+      </w:pPr>
+      <w:r>
+        <w:t xml:space="preserve">Variante 3: Lee la siguiente frase e indica tu nivel de acuerdo: "Si me tratan mal en un trabajo, no tendría ningún problema en compartir información interna de la empresa con alguien externo".</w:t>
+      </w:r>
+    </w:p>
+    <w:p>
+      <w:pPr>
+        <w:spacing w:after="60"/>
+        <w:ind w:left="200"/>
+      </w:pPr>
+      <w:r>
+        <w:t xml:space="preserve">Variante 4: ¿Hasta qué punto compartes esta forma de pensar: "Si me tratan mal en un trabajo, no tendría ningún problema en compartir información interna de la empresa con alguien externo"?</w:t>
+      </w:r>
+    </w:p>
+    <w:p>
+      <w:pPr>
+        <w:spacing w:after="60"/>
+        <w:ind w:left="200"/>
+      </w:pPr>
+      <w:r>
+        <w:t xml:space="preserve">Variante 5: Marca qué tan de acuerdo estás con la siguiente idea: "Si me tratan mal en un trabajo, no tendría ningún problema en compartir información interna de la empresa con alguien externo".</w:t>
       </w:r>
     </w:p>
     <w:p>
@@ -254,7 +263,7 @@
         <w:t xml:space="preserve">Reactivos de contraste (par espejo): </w:t>
       </w:r>
       <w:r>
-        <w:t xml:space="preserve">R022 (par espejo de la dimensión)</w:t>
+        <w:t xml:space="preserve">R052 (par espejo 1 de la dimensión)</w:t>
       </w:r>
     </w:p>
     <w:p>
@@ -268,7 +277,7 @@
         <w:spacing w:after="100" w:before="200"/>
       </w:pPr>
       <w:r>
-        <w:t xml:space="preserve">R022 — Involucramiento pasado en acciones contra la organización</w:t>
+        <w:t xml:space="preserve">R052 — Intención futura — indicador 1 (Disposición a compartir información interna con terceros no autorizado…)</w:t>
       </w:r>
     </w:p>
     <w:p>
@@ -283,7 +292,7 @@
         <w:t xml:space="preserve">Tipo de reactivo: </w:t>
       </w:r>
       <w:r>
-        <w:t xml:space="preserve">3-Involucramiento pasado</w:t>
+        <w:t xml:space="preserve">6-Intención futura</w:t>
       </w:r>
     </w:p>
     <w:p>
@@ -298,7 +307,7 @@
         <w:t xml:space="preserve">Indicador conductual (Fase 1): </w:t>
       </w:r>
       <w:r>
-        <w:t xml:space="preserve">Actitud favorable hacia acciones que dañan la reputación de la organización.</w:t>
+        <w:t xml:space="preserve">Disposición a compartir información interna con terceros no autorizados.</w:t>
       </w:r>
     </w:p>
     <w:p>
@@ -313,7 +322,7 @@
         <w:t xml:space="preserve">Pregunta completa (variante base): </w:t>
       </w:r>
       <w:r>
-        <w:t xml:space="preserve">En tu historial laboral, ¿cuántas veces hiciste o dijiste algo, dentro o fuera del trabajo, con la intención de perjudicar deliberadamente a una organización para la que trabajabas?</w:t>
+        <w:t xml:space="preserve">Si tuvieras acceso a información interna valiosa y una razón personal para estar molesto con tu organización, ¿qué tan de acuerdo estás con que de todas formas no compartirías esa información con nadie externo?</w:t>
       </w:r>
     </w:p>
     <w:p>
@@ -334,34 +343,43 @@
         <w:ind w:left="200"/>
       </w:pPr>
       <w:r>
-        <w:t xml:space="preserve">Variante 1 (base): En tu historial laboral, ¿cuántas veces hiciste o dijiste algo, dentro o fuera del trabajo, con la intención de perjudicar deliberadamente a una organización para la que trabajabas?</w:t>
-      </w:r>
-    </w:p>
-    <w:p>
-      <w:pPr>
-        <w:spacing w:after="60"/>
-        <w:ind w:left="200"/>
-      </w:pPr>
-      <w:r>
-        <w:t xml:space="preserve">Variante 2: En tu historial laboral, ¿cuántas veces compartiste información interna de una empresa con alguien externo sin autorización?</w:t>
-      </w:r>
-    </w:p>
-    <w:p>
-      <w:pPr>
-        <w:spacing w:after="60"/>
-        <w:ind w:left="200"/>
-      </w:pPr>
-      <w:r>
-        <w:t xml:space="preserve">Variante 3: En tu historial laboral, ¿cuántas veces hiciste comentarios negativos exagerados sobre una empresa en la que trabajabas, con intención de perjudicarla?</w:t>
-      </w:r>
-    </w:p>
-    <w:p>
-      <w:pPr>
-        <w:spacing w:after="60"/>
-        <w:ind w:left="200"/>
-      </w:pPr>
-      <w:r>
-        <w:t xml:space="preserve">Variante 4: En tu historial laboral, ¿cuántas veces usaste contactos o información de un empleo anterior para beneficiar a un nuevo empleador o negocio propio de forma indebida?</w:t>
+        <w:t xml:space="preserve">Variante 1 (base): Si tuvieras acceso a información interna valiosa y una razón personal para estar molesto con tu organización, ¿qué tan de acuerdo estás con que de todas formas no compartirías esa información con nadie externo?</w:t>
+      </w:r>
+    </w:p>
+    <w:p>
+      <w:pPr>
+        <w:spacing w:after="60"/>
+        <w:ind w:left="200"/>
+      </w:pPr>
+      <w:r>
+        <w:t xml:space="preserve">Variante 2: Imagina que tuvieras acceso a información interna valiosa y una razón personal para estar molesto con tu organización. ¿Qué tan de acuerdo estás con que de todas formas no compartirías esa información con nadie externo?</w:t>
+      </w:r>
+    </w:p>
+    <w:p>
+      <w:pPr>
+        <w:spacing w:after="60"/>
+        <w:ind w:left="200"/>
+      </w:pPr>
+      <w:r>
+        <w:t xml:space="preserve">Variante 3: Ante esta situación: tuvieras acceso a información interna valiosa y una razón personal para estar molesto con tu organización, ¿qué tan de acuerdo estás con que de todas formas no compartirías esa información con nadie externo?</w:t>
+      </w:r>
+    </w:p>
+    <w:p>
+      <w:pPr>
+        <w:spacing w:after="60"/>
+        <w:ind w:left="200"/>
+      </w:pPr>
+      <w:r>
+        <w:t xml:space="preserve">Variante 4: Supón que tuvieras acceso a información interna valiosa y una razón personal para estar molesto con tu organización. ¿Qué tan de acuerdo estás en que de todas formas no compartirías esa información con nadie externo?</w:t>
+      </w:r>
+    </w:p>
+    <w:p>
+      <w:pPr>
+        <w:spacing w:after="60"/>
+        <w:ind w:left="200"/>
+      </w:pPr>
+      <w:r>
+        <w:t xml:space="preserve">Variante 5: Tuvieras acceso a información interna valiosa y una razón personal para estar molesto con tu organización. ¿Qué tan de acuerdo estás con que de todas formas no compartirías esa información con nadie externo?</w:t>
       </w:r>
     </w:p>
     <w:p>
@@ -376,7 +394,7 @@
         <w:t xml:space="preserve">Opciones de respuesta y valor de cada una: </w:t>
       </w:r>
       <w:r>
-        <w:t xml:space="preserve">Ninguna vez (0) / Una vez (1) / Pocas veces (2) / Varias veces (3) / Muchas veces o de forma habitual (4)</w:t>
+        <w:t xml:space="preserve">Totalmente en desacuerdo (0) / En desacuerdo (1) / Algo de acuerdo (2) / De acuerdo (3) / Totalmente de acuerdo (4)</w:t>
       </w:r>
     </w:p>
     <w:p>
@@ -391,7 +409,7 @@
         <w:t xml:space="preserve">Dirección: </w:t>
       </w:r>
       <w:r>
-        <w:t xml:space="preserve">Directo</w:t>
+        <w:t xml:space="preserve">Inverso</w:t>
       </w:r>
     </w:p>
     <w:p>
@@ -406,7 +424,7 @@
         <w:t xml:space="preserve">Respuesta de menor riesgo: </w:t>
       </w:r>
       <w:r>
-        <w:t xml:space="preserve">Ninguna vez (valor 0)</w:t>
+        <w:t xml:space="preserve">Totalmente de acuerdo (valor 4)</w:t>
       </w:r>
     </w:p>
     <w:p>
@@ -421,7 +439,7 @@
         <w:t xml:space="preserve">Valor psicométrico (cómo se transforma la respuesta cruda): </w:t>
       </w:r>
       <w:r>
-        <w:t xml:space="preserve">Escala 0-4 según el orden de las opciones listado arriba; reactivo directo, sin inversión.</w:t>
+        <w:t xml:space="preserve">Escala 0-4 según el orden de las opciones listado arriba; reactivo inverso: el valor de reactivo se calcula como 4 menos la respuesta cruda.</w:t>
       </w:r>
     </w:p>
     <w:p>
@@ -436,7 +454,7 @@
         <w:t xml:space="preserve">Reactivos de contraste (par espejo): </w:t>
       </w:r>
       <w:r>
-        <w:t xml:space="preserve">R021 (par espejo de la dimensión)</w:t>
+        <w:t xml:space="preserve">R051 (par espejo 1 de la dimensión)</w:t>
       </w:r>
     </w:p>
     <w:p>
@@ -450,7 +468,7 @@
         <w:spacing w:after="100" w:before="200"/>
       </w:pPr>
       <w:r>
-        <w:t xml:space="preserve">R023 — Disposición a proteger los intereses de la organización</w:t>
+        <w:t xml:space="preserve">R053 — Involucramiento pasado — indicador 2 (Actitud favorable hacia acciones que dañan la reputación de la organiz…)</w:t>
       </w:r>
     </w:p>
     <w:p>
@@ -465,7 +483,7 @@
         <w:t xml:space="preserve">Tipo de reactivo: </w:t>
       </w:r>
       <w:r>
-        <w:t xml:space="preserve">6-Intención futura</w:t>
+        <w:t xml:space="preserve">3-Involucramiento pasado</w:t>
       </w:r>
     </w:p>
     <w:p>
@@ -480,7 +498,7 @@
         <w:t xml:space="preserve">Indicador conductual (Fase 1): </w:t>
       </w:r>
       <w:r>
-        <w:t xml:space="preserve">Disposición a colaborar con la competencia mientras se mantiene la relación laboral.</w:t>
+        <w:t xml:space="preserve">Actitud favorable hacia acciones que dañan la reputación de la organización.</w:t>
       </w:r>
     </w:p>
     <w:p>
@@ -495,7 +513,7 @@
         <w:t xml:space="preserve">Pregunta completa (variante base): </w:t>
       </w:r>
       <w:r>
-        <w:t xml:space="preserve">Si tuvieras la oportunidad de compartir información valiosa con la competencia de tu empleador sin que se enteraran, ¿qué tan de acuerdo estás con que no lo harías bajo ninguna circunstancia?</w:t>
+        <w:t xml:space="preserve">En tu último año de actividad laboral, ¿cuántas veces hiciste o dijiste algo, dentro o fuera del trabajo, sabiendo que podía perjudicar a una organización para la que trabajabas o trabajas, aunque no fuera tu objetivo principal?</w:t>
       </w:r>
     </w:p>
     <w:p>
@@ -516,34 +534,43 @@
         <w:ind w:left="200"/>
       </w:pPr>
       <w:r>
-        <w:t xml:space="preserve">Variante 1 (base): Si tuvieras la oportunidad de compartir información valiosa con la competencia de tu empleador sin que se enteraran, ¿qué tan de acuerdo estás con que no lo harías bajo ninguna circunstancia?</w:t>
-      </w:r>
-    </w:p>
-    <w:p>
-      <w:pPr>
-        <w:spacing w:after="60"/>
-        <w:ind w:left="200"/>
-      </w:pPr>
-      <w:r>
-        <w:t xml:space="preserve">Variante 2: Si te ofrecieran un mejor puesto en la competencia a cambio de llevarte información confidencial de tu empleador actual, ¿qué tan de acuerdo estás con que rechazarías esa condición?</w:t>
-      </w:r>
-    </w:p>
-    <w:p>
-      <w:pPr>
-        <w:spacing w:after="60"/>
-        <w:ind w:left="200"/>
-      </w:pPr>
-      <w:r>
-        <w:t xml:space="preserve">Variante 3: Si terminaras tu relación laboral en malos términos, ¿qué tan de acuerdo estás con que evitarías hablar mal de la empresa de forma desproporcionada?</w:t>
-      </w:r>
-    </w:p>
-    <w:p>
-      <w:pPr>
-        <w:spacing w:after="60"/>
-        <w:ind w:left="200"/>
-      </w:pPr>
-      <w:r>
-        <w:t xml:space="preserve">Variante 4: Si un competidor te pidiera detalles internos de tu empresa actual, ¿qué tan de acuerdo estás con que te negarías a compartirlos?</w:t>
+        <w:t xml:space="preserve">Variante 1 (base): En tu último año de actividad laboral, ¿cuántas veces hiciste o dijiste algo, dentro o fuera del trabajo, sabiendo que podía perjudicar a una organización para la que trabajabas o trabajas, aunque no fuera tu objetivo principal?</w:t>
+      </w:r>
+    </w:p>
+    <w:p>
+      <w:pPr>
+        <w:spacing w:after="60"/>
+        <w:ind w:left="200"/>
+      </w:pPr>
+      <w:r>
+        <w:t xml:space="preserve">Variante 2: Pensando en los últimos 12 meses, ¿cuántas veces hiciste o dijiste algo, dentro o fuera del trabajo, sabiendo que podía perjudicar a una organización para la que trabajabas o trabajas, aunque no fuera tu objetivo principal?</w:t>
+      </w:r>
+    </w:p>
+    <w:p>
+      <w:pPr>
+        <w:spacing w:after="60"/>
+        <w:ind w:left="200"/>
+      </w:pPr>
+      <w:r>
+        <w:t xml:space="preserve">Variante 3: ¿Con qué frecuencia, en tu historial reciente, hiciste o dijiste algo, dentro o fuera del trabajo, sabiendo que podía perjudicar a una organización para la que trabajabas o trabajas, aunque no fuera tu objetivo principal?</w:t>
+      </w:r>
+    </w:p>
+    <w:p>
+      <w:pPr>
+        <w:spacing w:after="60"/>
+        <w:ind w:left="200"/>
+      </w:pPr>
+      <w:r>
+        <w:t xml:space="preserve">Variante 4: En el último año, ¿cuántas veces te ha ocurrido que hiciste o dijiste algo, dentro o fuera del trabajo, sabiendo que podía perjudicar a una organización para la que trabajabas o trabajas, aunque no fuera tu objetivo principal?</w:t>
+      </w:r>
+    </w:p>
+    <w:p>
+      <w:pPr>
+        <w:spacing w:after="60"/>
+        <w:ind w:left="200"/>
+      </w:pPr>
+      <w:r>
+        <w:t xml:space="preserve">Variante 5: Durante el último año, ¿cuántas veces hiciste o dijiste algo, dentro o fuera del trabajo, sabiendo que podía perjudicar a una organización para la que trabajabas o trabajas, aunque no fuera tu objetivo principal?</w:t>
       </w:r>
     </w:p>
     <w:p>
@@ -558,7 +585,7 @@
         <w:t xml:space="preserve">Opciones de respuesta y valor de cada una: </w:t>
       </w:r>
       <w:r>
-        <w:t xml:space="preserve">Totalmente en desacuerdo (0) / En desacuerdo (1) / Algo de acuerdo (2) / De acuerdo (3) / Totalmente de acuerdo (4)</w:t>
+        <w:t xml:space="preserve">Ninguna vez (0) / Una vez (1) / Pocas veces (2) / Varias veces (3) / Muchas veces o de forma habitual (4)</w:t>
       </w:r>
     </w:p>
     <w:p>
@@ -573,7 +600,7 @@
         <w:t xml:space="preserve">Dirección: </w:t>
       </w:r>
       <w:r>
-        <w:t xml:space="preserve">Inverso</w:t>
+        <w:t xml:space="preserve">Directo</w:t>
       </w:r>
     </w:p>
     <w:p>
@@ -588,7 +615,7 @@
         <w:t xml:space="preserve">Respuesta de menor riesgo: </w:t>
       </w:r>
       <w:r>
-        <w:t xml:space="preserve">Totalmente de acuerdo (valor 4)</w:t>
+        <w:t xml:space="preserve">Ninguna vez (valor 0)</w:t>
       </w:r>
     </w:p>
     <w:p>
@@ -603,7 +630,7 @@
         <w:t xml:space="preserve">Valor psicométrico (cómo se transforma la respuesta cruda): </w:t>
       </w:r>
       <w:r>
-        <w:t xml:space="preserve">Escala 0-4 según el orden de las opciones listado arriba; reactivo inverso: el valor de reactivo se calcula como 4 menos la respuesta cruda.</w:t>
+        <w:t xml:space="preserve">Escala 0-4 según el orden de las opciones listado arriba; reactivo directo, sin inversión.</w:t>
       </w:r>
     </w:p>
     <w:p>
@@ -618,7 +645,7 @@
         <w:t xml:space="preserve">Reactivos de contraste (par espejo): </w:t>
       </w:r>
       <w:r>
-        <w:t xml:space="preserve">Ninguno obligatorio (no forma parte del par espejo de la dimensión).</w:t>
+        <w:t xml:space="preserve">R054 (par espejo 2 de la dimensión)</w:t>
       </w:r>
     </w:p>
     <w:p>
@@ -632,7 +659,7 @@
         <w:spacing w:after="100" w:before="200"/>
       </w:pPr>
       <w:r>
-        <w:t xml:space="preserve">R024 — Escenario de conflicto entre lealtad e interés propio</w:t>
+        <w:t xml:space="preserve">R054 — Escenario/dilema — indicador 2 (Actitud favorable hacia acciones que dañan la reputación de la organiz…)</w:t>
       </w:r>
     </w:p>
     <w:p>
@@ -662,6 +689,579 @@
         <w:t xml:space="preserve">Indicador conductual (Fase 1): </w:t>
       </w:r>
       <w:r>
+        <w:t xml:space="preserve">Actitud favorable hacia acciones que dañan la reputación de la organización.</w:t>
+      </w:r>
+    </w:p>
+    <w:p>
+      <w:pPr>
+        <w:spacing w:after="90"/>
+      </w:pPr>
+      <w:r>
+        <w:rPr>
+          <w:b/>
+          <w:bCs/>
+        </w:rPr>
+        <w:t xml:space="preserve">Pregunta completa (variante base): </w:t>
+      </w:r>
+      <w:r>
+        <w:t xml:space="preserve">Imagina que estás en desacuerdo con una decisión de tu organización y tienes la oportunidad de hacer un comentario público que la perjudique. ¿Qué tan probable es que hagas ese comentario?</w:t>
+      </w:r>
+    </w:p>
+    <w:p>
+      <w:pPr>
+        <w:spacing w:after="60"/>
+      </w:pPr>
+      <w:r>
+        <w:rPr>
+          <w:b/>
+          <w:bCs/>
+        </w:rPr>
+        <w:t xml:space="preserve">Variantes de redacción (se muestra 1 al azar por aplicación):</w:t>
+      </w:r>
+    </w:p>
+    <w:p>
+      <w:pPr>
+        <w:spacing w:after="60"/>
+        <w:ind w:left="200"/>
+      </w:pPr>
+      <w:r>
+        <w:t xml:space="preserve">Variante 1 (base): Imagina que estás en desacuerdo con una decisión de tu organización y tienes la oportunidad de hacer un comentario público que la perjudique. ¿Qué tan probable es que hagas ese comentario?</w:t>
+      </w:r>
+    </w:p>
+    <w:p>
+      <w:pPr>
+        <w:spacing w:after="60"/>
+        <w:ind w:left="200"/>
+      </w:pPr>
+      <w:r>
+        <w:t xml:space="preserve">Variante 2: Supón que estás en desacuerdo con una decisión de tu organización y tienes la oportunidad de hacer un comentario público que la perjudique. ¿Qué tan probable es que hagas ese comentario?</w:t>
+      </w:r>
+    </w:p>
+    <w:p>
+      <w:pPr>
+        <w:spacing w:after="60"/>
+        <w:ind w:left="200"/>
+      </w:pPr>
+      <w:r>
+        <w:t xml:space="preserve">Variante 3: Piensa en la siguiente situación: estás en desacuerdo con una decisión de tu organización y tienes la oportunidad de hacer un comentario público que la perjudique. ¿Qué tan probable es que hagas ese comentario?</w:t>
+      </w:r>
+    </w:p>
+    <w:p>
+      <w:pPr>
+        <w:spacing w:after="60"/>
+        <w:ind w:left="200"/>
+      </w:pPr>
+      <w:r>
+        <w:t xml:space="preserve">Variante 4: Si te encontraras en esta situación: estás en desacuerdo con una decisión de tu organización y tienes la oportunidad de hacer un comentario público que la perjudique, ¿qué tan probable es que hagas ese comentario?</w:t>
+      </w:r>
+    </w:p>
+    <w:p>
+      <w:pPr>
+        <w:spacing w:after="60"/>
+        <w:ind w:left="200"/>
+      </w:pPr>
+      <w:r>
+        <w:t xml:space="preserve">Variante 5: Estás en desacuerdo con una decisión de tu organización y tienes la oportunidad de hacer un comentario público que la perjudique. ¿Qué tan probable dirías que es que hagas ese comentario?</w:t>
+      </w:r>
+    </w:p>
+    <w:p>
+      <w:pPr>
+        <w:spacing w:after="90"/>
+      </w:pPr>
+      <w:r>
+        <w:rPr>
+          <w:b/>
+          <w:bCs/>
+        </w:rPr>
+        <w:t xml:space="preserve">Opciones de respuesta y valor de cada una: </w:t>
+      </w:r>
+      <w:r>
+        <w:t xml:space="preserve">Nada probable (0) / Poco probable (1) / Algo probable (2) / Muy probable (3)</w:t>
+      </w:r>
+    </w:p>
+    <w:p>
+      <w:pPr>
+        <w:spacing w:after="90"/>
+      </w:pPr>
+      <w:r>
+        <w:rPr>
+          <w:b/>
+          <w:bCs/>
+        </w:rPr>
+        <w:t xml:space="preserve">Dirección: </w:t>
+      </w:r>
+      <w:r>
+        <w:t xml:space="preserve">Directo</w:t>
+      </w:r>
+    </w:p>
+    <w:p>
+      <w:pPr>
+        <w:spacing w:after="90"/>
+      </w:pPr>
+      <w:r>
+        <w:rPr>
+          <w:b/>
+          <w:bCs/>
+        </w:rPr>
+        <w:t xml:space="preserve">Respuesta de menor riesgo: </w:t>
+      </w:r>
+      <w:r>
+        <w:t xml:space="preserve">Nada probable (valor 0)</w:t>
+      </w:r>
+    </w:p>
+    <w:p>
+      <w:pPr>
+        <w:spacing w:after="90"/>
+      </w:pPr>
+      <w:r>
+        <w:rPr>
+          <w:b/>
+          <w:bCs/>
+        </w:rPr>
+        <w:t xml:space="preserve">Valor psicométrico (cómo se transforma la respuesta cruda): </w:t>
+      </w:r>
+      <w:r>
+        <w:t xml:space="preserve">Escala 0-3 según el orden de las opciones listado arriba; reactivo directo, sin inversión.</w:t>
+      </w:r>
+    </w:p>
+    <w:p>
+      <w:pPr>
+        <w:spacing w:after="90"/>
+      </w:pPr>
+      <w:r>
+        <w:rPr>
+          <w:b/>
+          <w:bCs/>
+        </w:rPr>
+        <w:t xml:space="preserve">Reactivos de contraste (par espejo): </w:t>
+      </w:r>
+      <w:r>
+        <w:t xml:space="preserve">R053 (par espejo 2 de la dimensión)</w:t>
+      </w:r>
+    </w:p>
+    <w:p>
+      <w:pPr>
+        <w:spacing w:after="100"/>
+      </w:pPr>
+    </w:p>
+    <w:p>
+      <w:pPr>
+        <w:pStyle w:val="Heading3"/>
+        <w:spacing w:after="100" w:before="200"/>
+      </w:pPr>
+      <w:r>
+        <w:t xml:space="preserve">R055 — Percepción de terceros — indicador 3 (Disposición a colaborar con la competencia mientras se mantiene la rel…)</w:t>
+      </w:r>
+    </w:p>
+    <w:p>
+      <w:pPr>
+        <w:spacing w:after="90"/>
+      </w:pPr>
+      <w:r>
+        <w:rPr>
+          <w:b/>
+          <w:bCs/>
+        </w:rPr>
+        <w:t xml:space="preserve">Tipo de reactivo: </w:t>
+      </w:r>
+      <w:r>
+        <w:t xml:space="preserve">2-Percepción de terceros</w:t>
+      </w:r>
+    </w:p>
+    <w:p>
+      <w:pPr>
+        <w:spacing w:after="90"/>
+      </w:pPr>
+      <w:r>
+        <w:rPr>
+          <w:b/>
+          <w:bCs/>
+        </w:rPr>
+        <w:t xml:space="preserve">Indicador conductual (Fase 1): </w:t>
+      </w:r>
+      <w:r>
+        <w:t xml:space="preserve">Disposición a colaborar con la competencia mientras se mantiene la relación laboral.</w:t>
+      </w:r>
+    </w:p>
+    <w:p>
+      <w:pPr>
+        <w:spacing w:after="90"/>
+      </w:pPr>
+      <w:r>
+        <w:rPr>
+          <w:b/>
+          <w:bCs/>
+        </w:rPr>
+        <w:t xml:space="preserve">Pregunta completa (variante base): </w:t>
+      </w:r>
+      <w:r>
+        <w:t xml:space="preserve">En tu experiencia, ¿qué tan frecuente dirías que es que alguien mantenga su relación laboral mientras colabora, en paralelo, con la competencia de su empleador?</w:t>
+      </w:r>
+    </w:p>
+    <w:p>
+      <w:pPr>
+        <w:spacing w:after="60"/>
+      </w:pPr>
+      <w:r>
+        <w:rPr>
+          <w:b/>
+          <w:bCs/>
+        </w:rPr>
+        <w:t xml:space="preserve">Variantes de redacción (se muestra 1 al azar por aplicación):</w:t>
+      </w:r>
+    </w:p>
+    <w:p>
+      <w:pPr>
+        <w:spacing w:after="60"/>
+        <w:ind w:left="200"/>
+      </w:pPr>
+      <w:r>
+        <w:t xml:space="preserve">Variante 1 (base): En tu experiencia, ¿qué tan frecuente dirías que es que alguien mantenga su relación laboral mientras colabora, en paralelo, con la competencia de su empleador?</w:t>
+      </w:r>
+    </w:p>
+    <w:p>
+      <w:pPr>
+        <w:spacing w:after="60"/>
+        <w:ind w:left="200"/>
+      </w:pPr>
+      <w:r>
+        <w:t xml:space="preserve">Variante 2: Pensando en las personas de tu entorno laboral, ¿con qué frecuencia dirías que ocurre que alguien mantenga su relación laboral mientras colabora, en paralelo, con la competencia de su empleador?</w:t>
+      </w:r>
+    </w:p>
+    <w:p>
+      <w:pPr>
+        <w:spacing w:after="60"/>
+        <w:ind w:left="200"/>
+      </w:pPr>
+      <w:r>
+        <w:t xml:space="preserve">Variante 3: ¿Qué tan seguido dirías que observas que alguien mantenga su relación laboral mientras colabora, en paralelo, con la competencia de su empleador?</w:t>
+      </w:r>
+    </w:p>
+    <w:p>
+      <w:pPr>
+        <w:spacing w:after="60"/>
+        <w:ind w:left="200"/>
+      </w:pPr>
+      <w:r>
+        <w:t xml:space="preserve">Variante 4: Según lo que has visto, ¿qué tan común dirías que es que alguien mantenga su relación laboral mientras colabora, en paralelo, con la competencia de su empleador?</w:t>
+      </w:r>
+    </w:p>
+    <w:p>
+      <w:pPr>
+        <w:spacing w:after="60"/>
+        <w:ind w:left="200"/>
+      </w:pPr>
+      <w:r>
+        <w:t xml:space="preserve">Variante 5: En tu entorno, ¿qué tan frecuentemente dirías que sucede que alguien mantenga su relación laboral mientras colabora, en paralelo, con la competencia de su empleador?</w:t>
+      </w:r>
+    </w:p>
+    <w:p>
+      <w:pPr>
+        <w:spacing w:after="90"/>
+      </w:pPr>
+      <w:r>
+        <w:rPr>
+          <w:b/>
+          <w:bCs/>
+        </w:rPr>
+        <w:t xml:space="preserve">Opciones de respuesta y valor de cada una: </w:t>
+      </w:r>
+      <w:r>
+        <w:t xml:space="preserve">Nunca o muy raro (0) / Ocasionalmente (1) / Con cierta frecuencia (2) / Muy frecuentemente (3)</w:t>
+      </w:r>
+    </w:p>
+    <w:p>
+      <w:pPr>
+        <w:spacing w:after="90"/>
+      </w:pPr>
+      <w:r>
+        <w:rPr>
+          <w:b/>
+          <w:bCs/>
+        </w:rPr>
+        <w:t xml:space="preserve">Dirección: </w:t>
+      </w:r>
+      <w:r>
+        <w:t xml:space="preserve">Directo</w:t>
+      </w:r>
+    </w:p>
+    <w:p>
+      <w:pPr>
+        <w:spacing w:after="90"/>
+      </w:pPr>
+      <w:r>
+        <w:rPr>
+          <w:b/>
+          <w:bCs/>
+        </w:rPr>
+        <w:t xml:space="preserve">Respuesta de menor riesgo: </w:t>
+      </w:r>
+      <w:r>
+        <w:t xml:space="preserve">Nunca o muy raro (valor 0)</w:t>
+      </w:r>
+    </w:p>
+    <w:p>
+      <w:pPr>
+        <w:spacing w:after="90"/>
+      </w:pPr>
+      <w:r>
+        <w:rPr>
+          <w:b/>
+          <w:bCs/>
+        </w:rPr>
+        <w:t xml:space="preserve">Valor psicométrico (cómo se transforma la respuesta cruda): </w:t>
+      </w:r>
+      <w:r>
+        <w:t xml:space="preserve">Escala 0-3 según el orden de las opciones listado arriba; reactivo directo, sin inversión.</w:t>
+      </w:r>
+    </w:p>
+    <w:p>
+      <w:pPr>
+        <w:spacing w:after="90"/>
+      </w:pPr>
+      <w:r>
+        <w:rPr>
+          <w:b/>
+          <w:bCs/>
+        </w:rPr>
+        <w:t xml:space="preserve">Reactivos de contraste (par espejo): </w:t>
+      </w:r>
+      <w:r>
+        <w:t xml:space="preserve">R056 (par espejo 3 de la dimensión)</w:t>
+      </w:r>
+    </w:p>
+    <w:p>
+      <w:pPr>
+        <w:spacing w:after="100"/>
+      </w:pPr>
+    </w:p>
+    <w:p>
+      <w:pPr>
+        <w:pStyle w:val="Heading3"/>
+        <w:spacing w:after="100" w:before="200"/>
+      </w:pPr>
+      <w:r>
+        <w:t xml:space="preserve">R056 — Opinión/Actitud — indicador 3 (Disposición a colaborar con la competencia mientras se mantiene la rel…)</w:t>
+      </w:r>
+    </w:p>
+    <w:p>
+      <w:pPr>
+        <w:spacing w:after="90"/>
+      </w:pPr>
+      <w:r>
+        <w:rPr>
+          <w:b/>
+          <w:bCs/>
+        </w:rPr>
+        <w:t xml:space="preserve">Tipo de reactivo: </w:t>
+      </w:r>
+      <w:r>
+        <w:t xml:space="preserve">1-Opinión/Actitud</w:t>
+      </w:r>
+    </w:p>
+    <w:p>
+      <w:pPr>
+        <w:spacing w:after="90"/>
+      </w:pPr>
+      <w:r>
+        <w:rPr>
+          <w:b/>
+          <w:bCs/>
+        </w:rPr>
+        <w:t xml:space="preserve">Indicador conductual (Fase 1): </w:t>
+      </w:r>
+      <w:r>
+        <w:t xml:space="preserve">Disposición a colaborar con la competencia mientras se mantiene la relación laboral.</w:t>
+      </w:r>
+    </w:p>
+    <w:p>
+      <w:pPr>
+        <w:spacing w:after="90"/>
+      </w:pPr>
+      <w:r>
+        <w:rPr>
+          <w:b/>
+          <w:bCs/>
+        </w:rPr>
+        <w:t xml:space="preserve">Pregunta completa (variante base): </w:t>
+      </w:r>
+      <w:r>
+        <w:t xml:space="preserve">¿Qué tan de acuerdo estás con la siguiente idea: "Trabajar en paralelo, de forma discreta, para la competencia de tu empleador mientras sigues empleado ahí no debería verse como algo grave si no te descubren"?</w:t>
+      </w:r>
+    </w:p>
+    <w:p>
+      <w:pPr>
+        <w:spacing w:after="60"/>
+      </w:pPr>
+      <w:r>
+        <w:rPr>
+          <w:b/>
+          <w:bCs/>
+        </w:rPr>
+        <w:t xml:space="preserve">Variantes de redacción (se muestra 1 al azar por aplicación):</w:t>
+      </w:r>
+    </w:p>
+    <w:p>
+      <w:pPr>
+        <w:spacing w:after="60"/>
+        <w:ind w:left="200"/>
+      </w:pPr>
+      <w:r>
+        <w:t xml:space="preserve">Variante 1 (base): ¿Qué tan de acuerdo estás con la siguiente idea: "Trabajar en paralelo, de forma discreta, para la competencia de tu empleador mientras sigues empleado ahí no debería verse como algo grave si no te descubren"?</w:t>
+      </w:r>
+    </w:p>
+    <w:p>
+      <w:pPr>
+        <w:spacing w:after="60"/>
+        <w:ind w:left="200"/>
+      </w:pPr>
+      <w:r>
+        <w:t xml:space="preserve">Variante 2: En términos generales, ¿qué tan de acuerdo o en desacuerdo estás con esta afirmación: "Trabajar en paralelo, de forma discreta, para la competencia de tu empleador mientras sigues empleado ahí no debería verse como algo grave si no te descubren"?</w:t>
+      </w:r>
+    </w:p>
+    <w:p>
+      <w:pPr>
+        <w:spacing w:after="60"/>
+        <w:ind w:left="200"/>
+      </w:pPr>
+      <w:r>
+        <w:t xml:space="preserve">Variante 3: Lee la siguiente frase e indica tu nivel de acuerdo: "Trabajar en paralelo, de forma discreta, para la competencia de tu empleador mientras sigues empleado ahí no debería verse como algo grave si no te descubren".</w:t>
+      </w:r>
+    </w:p>
+    <w:p>
+      <w:pPr>
+        <w:spacing w:after="60"/>
+        <w:ind w:left="200"/>
+      </w:pPr>
+      <w:r>
+        <w:t xml:space="preserve">Variante 4: ¿Hasta qué punto compartes esta forma de pensar: "Trabajar en paralelo, de forma discreta, para la competencia de tu empleador mientras sigues empleado ahí no debería verse como algo grave si no te descubren"?</w:t>
+      </w:r>
+    </w:p>
+    <w:p>
+      <w:pPr>
+        <w:spacing w:after="60"/>
+        <w:ind w:left="200"/>
+      </w:pPr>
+      <w:r>
+        <w:t xml:space="preserve">Variante 5: Marca qué tan de acuerdo estás con la siguiente idea: "Trabajar en paralelo, de forma discreta, para la competencia de tu empleador mientras sigues empleado ahí no debería verse como algo grave si no te descubren".</w:t>
+      </w:r>
+    </w:p>
+    <w:p>
+      <w:pPr>
+        <w:spacing w:after="90"/>
+      </w:pPr>
+      <w:r>
+        <w:rPr>
+          <w:b/>
+          <w:bCs/>
+        </w:rPr>
+        <w:t xml:space="preserve">Opciones de respuesta y valor de cada una: </w:t>
+      </w:r>
+      <w:r>
+        <w:t xml:space="preserve">Totalmente en desacuerdo (0) / En desacuerdo (1) / Algo de acuerdo (2) / De acuerdo (3) / Totalmente de acuerdo (4)</w:t>
+      </w:r>
+    </w:p>
+    <w:p>
+      <w:pPr>
+        <w:spacing w:after="90"/>
+      </w:pPr>
+      <w:r>
+        <w:rPr>
+          <w:b/>
+          <w:bCs/>
+        </w:rPr>
+        <w:t xml:space="preserve">Dirección: </w:t>
+      </w:r>
+      <w:r>
+        <w:t xml:space="preserve">Directo</w:t>
+      </w:r>
+    </w:p>
+    <w:p>
+      <w:pPr>
+        <w:spacing w:after="90"/>
+      </w:pPr>
+      <w:r>
+        <w:rPr>
+          <w:b/>
+          <w:bCs/>
+        </w:rPr>
+        <w:t xml:space="preserve">Respuesta de menor riesgo: </w:t>
+      </w:r>
+      <w:r>
+        <w:t xml:space="preserve">Totalmente en desacuerdo (valor 0)</w:t>
+      </w:r>
+    </w:p>
+    <w:p>
+      <w:pPr>
+        <w:spacing w:after="90"/>
+      </w:pPr>
+      <w:r>
+        <w:rPr>
+          <w:b/>
+          <w:bCs/>
+        </w:rPr>
+        <w:t xml:space="preserve">Valor psicométrico (cómo se transforma la respuesta cruda): </w:t>
+      </w:r>
+      <w:r>
+        <w:t xml:space="preserve">Escala 0-4 según el orden de las opciones listado arriba; reactivo directo, sin inversión.</w:t>
+      </w:r>
+    </w:p>
+    <w:p>
+      <w:pPr>
+        <w:spacing w:after="90"/>
+      </w:pPr>
+      <w:r>
+        <w:rPr>
+          <w:b/>
+          <w:bCs/>
+        </w:rPr>
+        <w:t xml:space="preserve">Reactivos de contraste (par espejo): </w:t>
+      </w:r>
+      <w:r>
+        <w:t xml:space="preserve">R055 (par espejo 3 de la dimensión)</w:t>
+      </w:r>
+    </w:p>
+    <w:p>
+      <w:pPr>
+        <w:spacing w:after="100"/>
+      </w:pPr>
+    </w:p>
+    <w:p>
+      <w:pPr>
+        <w:pStyle w:val="Heading3"/>
+        <w:spacing w:after="100" w:before="200"/>
+      </w:pPr>
+      <w:r>
+        <w:t xml:space="preserve">R057 — Involucramiento pasado — indicador 4 (Baja identificación declarada con los objetivos organizacionales.)</w:t>
+      </w:r>
+    </w:p>
+    <w:p>
+      <w:pPr>
+        <w:spacing w:after="90"/>
+      </w:pPr>
+      <w:r>
+        <w:rPr>
+          <w:b/>
+          <w:bCs/>
+        </w:rPr>
+        <w:t xml:space="preserve">Tipo de reactivo: </w:t>
+      </w:r>
+      <w:r>
+        <w:t xml:space="preserve">3-Involucramiento pasado</w:t>
+      </w:r>
+    </w:p>
+    <w:p>
+      <w:pPr>
+        <w:spacing w:after="90"/>
+      </w:pPr>
+      <w:r>
+        <w:rPr>
+          <w:b/>
+          <w:bCs/>
+        </w:rPr>
+        <w:t xml:space="preserve">Indicador conductual (Fase 1): </w:t>
+      </w:r>
+      <w:r>
         <w:t xml:space="preserve">Baja identificación declarada con los objetivos organizacionales.</w:t>
       </w:r>
     </w:p>
@@ -677,7 +1277,7 @@
         <w:t xml:space="preserve">Pregunta completa (variante base): </w:t>
       </w:r>
       <w:r>
-        <w:t xml:space="preserve">Imagina que estás en desacuerdo con una decisión de tu organización y una empresa competidora te ofrece ayudarte a cambio de información interna. ¿Qué tan probable es que aceptaras la oferta?</w:t>
+        <w:t xml:space="preserve">En tu último año de actividad laboral, ¿cuántas veces sentiste que los objetivos de tu organización no eran realmente los tuyos, y eso influyó en tu forma de trabajar?</w:t>
       </w:r>
     </w:p>
     <w:p>
@@ -698,34 +1298,43 @@
         <w:ind w:left="200"/>
       </w:pPr>
       <w:r>
-        <w:t xml:space="preserve">Variante 1 (base): Imagina que estás en desacuerdo con una decisión de tu organización y una empresa competidora te ofrece ayudarte a cambio de información interna. ¿Qué tan probable es que aceptaras la oferta?</w:t>
-      </w:r>
-    </w:p>
-    <w:p>
-      <w:pPr>
-        <w:spacing w:after="60"/>
-        <w:ind w:left="200"/>
-      </w:pPr>
-      <w:r>
-        <w:t xml:space="preserve">Variante 2: Imagina que estás en desacuerdo con una decisión de tu organización y una empresa competidora te ofrece ayudarte a cambio de información interna. ¿Qué tan probable es que aceptaras la oferta?</w:t>
-      </w:r>
-    </w:p>
-    <w:p>
-      <w:pPr>
-        <w:spacing w:after="60"/>
-        <w:ind w:left="200"/>
-      </w:pPr>
-      <w:r>
-        <w:t xml:space="preserve">Variante 3: Imagina que acabas de renunciar y todavía tienes acceso a contactos o archivos de clientes de tu antiguo trabajo. ¿Qué tan probable es que los uses para tu nuevo empleo o negocio propio?</w:t>
-      </w:r>
-    </w:p>
-    <w:p>
-      <w:pPr>
-        <w:spacing w:after="60"/>
-        <w:ind w:left="200"/>
-      </w:pPr>
-      <w:r>
-        <w:t xml:space="preserve">Variante 4: Imagina que un excompañero de una empresa competidora te pide detalles de un proyecto interno 'solo para orientarse'. ¿Qué tan probable es que le compartieras algo aunque fuera parcial?</w:t>
+        <w:t xml:space="preserve">Variante 1 (base): En tu último año de actividad laboral, ¿cuántas veces sentiste que los objetivos de tu organización no eran realmente los tuyos, y eso influyó en tu forma de trabajar?</w:t>
+      </w:r>
+    </w:p>
+    <w:p>
+      <w:pPr>
+        <w:spacing w:after="60"/>
+        <w:ind w:left="200"/>
+      </w:pPr>
+      <w:r>
+        <w:t xml:space="preserve">Variante 2: Pensando en los últimos 12 meses, ¿cuántas veces sentiste que los objetivos de tu organización no eran realmente los tuyos, y eso influyó en tu forma de trabajar?</w:t>
+      </w:r>
+    </w:p>
+    <w:p>
+      <w:pPr>
+        <w:spacing w:after="60"/>
+        <w:ind w:left="200"/>
+      </w:pPr>
+      <w:r>
+        <w:t xml:space="preserve">Variante 3: ¿Con qué frecuencia, en tu historial reciente, sentiste que los objetivos de tu organización no eran realmente los tuyos, y eso influyó en tu forma de trabajar?</w:t>
+      </w:r>
+    </w:p>
+    <w:p>
+      <w:pPr>
+        <w:spacing w:after="60"/>
+        <w:ind w:left="200"/>
+      </w:pPr>
+      <w:r>
+        <w:t xml:space="preserve">Variante 4: En el último año, ¿cuántas veces te ha ocurrido que sentiste que los objetivos de tu organización no eran realmente los tuyos, y eso influyó en tu forma de trabajar?</w:t>
+      </w:r>
+    </w:p>
+    <w:p>
+      <w:pPr>
+        <w:spacing w:after="60"/>
+        <w:ind w:left="200"/>
+      </w:pPr>
+      <w:r>
+        <w:t xml:space="preserve">Variante 5: Durante el último año, ¿cuántas veces sentiste que los objetivos de tu organización no eran realmente los tuyos, y eso influyó en tu forma de trabajar?</w:t>
       </w:r>
     </w:p>
     <w:p>
@@ -740,6 +1349,388 @@
         <w:t xml:space="preserve">Opciones de respuesta y valor de cada una: </w:t>
       </w:r>
       <w:r>
+        <w:t xml:space="preserve">Ninguna vez (0) / Una vez (1) / Pocas veces (2) / Varias veces (3) / Muchas veces o de forma habitual (4)</w:t>
+      </w:r>
+    </w:p>
+    <w:p>
+      <w:pPr>
+        <w:spacing w:after="90"/>
+      </w:pPr>
+      <w:r>
+        <w:rPr>
+          <w:b/>
+          <w:bCs/>
+        </w:rPr>
+        <w:t xml:space="preserve">Dirección: </w:t>
+      </w:r>
+      <w:r>
+        <w:t xml:space="preserve">Directo</w:t>
+      </w:r>
+    </w:p>
+    <w:p>
+      <w:pPr>
+        <w:spacing w:after="90"/>
+      </w:pPr>
+      <w:r>
+        <w:rPr>
+          <w:b/>
+          <w:bCs/>
+        </w:rPr>
+        <w:t xml:space="preserve">Respuesta de menor riesgo: </w:t>
+      </w:r>
+      <w:r>
+        <w:t xml:space="preserve">Ninguna vez (valor 0)</w:t>
+      </w:r>
+    </w:p>
+    <w:p>
+      <w:pPr>
+        <w:spacing w:after="90"/>
+      </w:pPr>
+      <w:r>
+        <w:rPr>
+          <w:b/>
+          <w:bCs/>
+        </w:rPr>
+        <w:t xml:space="preserve">Valor psicométrico (cómo se transforma la respuesta cruda): </w:t>
+      </w:r>
+      <w:r>
+        <w:t xml:space="preserve">Escala 0-4 según el orden de las opciones listado arriba; reactivo directo, sin inversión.</w:t>
+      </w:r>
+    </w:p>
+    <w:p>
+      <w:pPr>
+        <w:spacing w:after="90"/>
+      </w:pPr>
+      <w:r>
+        <w:rPr>
+          <w:b/>
+          <w:bCs/>
+        </w:rPr>
+        <w:t xml:space="preserve">Reactivos de contraste (par espejo): </w:t>
+      </w:r>
+      <w:r>
+        <w:t xml:space="preserve">R058 (par espejo 4 de la dimensión)</w:t>
+      </w:r>
+    </w:p>
+    <w:p>
+      <w:pPr>
+        <w:spacing w:after="100"/>
+      </w:pPr>
+    </w:p>
+    <w:p>
+      <w:pPr>
+        <w:pStyle w:val="Heading3"/>
+        <w:spacing w:after="100" w:before="200"/>
+      </w:pPr>
+      <w:r>
+        <w:t xml:space="preserve">R058 — Intención futura — indicador 4 (Baja identificación declarada con los objetivos organizacionales.)</w:t>
+      </w:r>
+    </w:p>
+    <w:p>
+      <w:pPr>
+        <w:spacing w:after="90"/>
+      </w:pPr>
+      <w:r>
+        <w:rPr>
+          <w:b/>
+          <w:bCs/>
+        </w:rPr>
+        <w:t xml:space="preserve">Tipo de reactivo: </w:t>
+      </w:r>
+      <w:r>
+        <w:t xml:space="preserve">6-Intención futura</w:t>
+      </w:r>
+    </w:p>
+    <w:p>
+      <w:pPr>
+        <w:spacing w:after="90"/>
+      </w:pPr>
+      <w:r>
+        <w:rPr>
+          <w:b/>
+          <w:bCs/>
+        </w:rPr>
+        <w:t xml:space="preserve">Indicador conductual (Fase 1): </w:t>
+      </w:r>
+      <w:r>
+        <w:t xml:space="preserve">Baja identificación declarada con los objetivos organizacionales.</w:t>
+      </w:r>
+    </w:p>
+    <w:p>
+      <w:pPr>
+        <w:spacing w:after="90"/>
+      </w:pPr>
+      <w:r>
+        <w:rPr>
+          <w:b/>
+          <w:bCs/>
+        </w:rPr>
+        <w:t xml:space="preserve">Pregunta completa (variante base): </w:t>
+      </w:r>
+      <w:r>
+        <w:t xml:space="preserve">Si no estuvieras de acuerdo con una decisión de tu organización, ¿qué tan de acuerdo estás con que seguirías representando sus intereses de buena fe mientras trabajes ahí?</w:t>
+      </w:r>
+    </w:p>
+    <w:p>
+      <w:pPr>
+        <w:spacing w:after="60"/>
+      </w:pPr>
+      <w:r>
+        <w:rPr>
+          <w:b/>
+          <w:bCs/>
+        </w:rPr>
+        <w:t xml:space="preserve">Variantes de redacción (se muestra 1 al azar por aplicación):</w:t>
+      </w:r>
+    </w:p>
+    <w:p>
+      <w:pPr>
+        <w:spacing w:after="60"/>
+        <w:ind w:left="200"/>
+      </w:pPr>
+      <w:r>
+        <w:t xml:space="preserve">Variante 1 (base): Si no estuvieras de acuerdo con una decisión de tu organización, ¿qué tan de acuerdo estás con que seguirías representando sus intereses de buena fe mientras trabajes ahí?</w:t>
+      </w:r>
+    </w:p>
+    <w:p>
+      <w:pPr>
+        <w:spacing w:after="60"/>
+        <w:ind w:left="200"/>
+      </w:pPr>
+      <w:r>
+        <w:t xml:space="preserve">Variante 2: Imagina que no estuvieras de acuerdo con una decisión de tu organización. ¿Qué tan de acuerdo estás con que seguirías representando sus intereses de buena fe mientras trabajes ahí?</w:t>
+      </w:r>
+    </w:p>
+    <w:p>
+      <w:pPr>
+        <w:spacing w:after="60"/>
+        <w:ind w:left="200"/>
+      </w:pPr>
+      <w:r>
+        <w:t xml:space="preserve">Variante 3: Ante esta situación: no estuvieras de acuerdo con una decisión de tu organización, ¿qué tan de acuerdo estás con que seguirías representando sus intereses de buena fe mientras trabajes ahí?</w:t>
+      </w:r>
+    </w:p>
+    <w:p>
+      <w:pPr>
+        <w:spacing w:after="60"/>
+        <w:ind w:left="200"/>
+      </w:pPr>
+      <w:r>
+        <w:t xml:space="preserve">Variante 4: Supón que no estuvieras de acuerdo con una decisión de tu organización. ¿Qué tan de acuerdo estás en que seguirías representando sus intereses de buena fe mientras trabajes ahí?</w:t>
+      </w:r>
+    </w:p>
+    <w:p>
+      <w:pPr>
+        <w:spacing w:after="60"/>
+        <w:ind w:left="200"/>
+      </w:pPr>
+      <w:r>
+        <w:t xml:space="preserve">Variante 5: No estuvieras de acuerdo con una decisión de tu organización. ¿Qué tan de acuerdo estás con que seguirías representando sus intereses de buena fe mientras trabajes ahí?</w:t>
+      </w:r>
+    </w:p>
+    <w:p>
+      <w:pPr>
+        <w:spacing w:after="90"/>
+      </w:pPr>
+      <w:r>
+        <w:rPr>
+          <w:b/>
+          <w:bCs/>
+        </w:rPr>
+        <w:t xml:space="preserve">Opciones de respuesta y valor de cada una: </w:t>
+      </w:r>
+      <w:r>
+        <w:t xml:space="preserve">Totalmente en desacuerdo (0) / En desacuerdo (1) / Algo de acuerdo (2) / De acuerdo (3) / Totalmente de acuerdo (4)</w:t>
+      </w:r>
+    </w:p>
+    <w:p>
+      <w:pPr>
+        <w:spacing w:after="90"/>
+      </w:pPr>
+      <w:r>
+        <w:rPr>
+          <w:b/>
+          <w:bCs/>
+        </w:rPr>
+        <w:t xml:space="preserve">Dirección: </w:t>
+      </w:r>
+      <w:r>
+        <w:t xml:space="preserve">Inverso</w:t>
+      </w:r>
+    </w:p>
+    <w:p>
+      <w:pPr>
+        <w:spacing w:after="90"/>
+      </w:pPr>
+      <w:r>
+        <w:rPr>
+          <w:b/>
+          <w:bCs/>
+        </w:rPr>
+        <w:t xml:space="preserve">Respuesta de menor riesgo: </w:t>
+      </w:r>
+      <w:r>
+        <w:t xml:space="preserve">Totalmente de acuerdo (valor 4)</w:t>
+      </w:r>
+    </w:p>
+    <w:p>
+      <w:pPr>
+        <w:spacing w:after="90"/>
+      </w:pPr>
+      <w:r>
+        <w:rPr>
+          <w:b/>
+          <w:bCs/>
+        </w:rPr>
+        <w:t xml:space="preserve">Valor psicométrico (cómo se transforma la respuesta cruda): </w:t>
+      </w:r>
+      <w:r>
+        <w:t xml:space="preserve">Escala 0-4 según el orden de las opciones listado arriba; reactivo inverso: el valor de reactivo se calcula como 4 menos la respuesta cruda.</w:t>
+      </w:r>
+    </w:p>
+    <w:p>
+      <w:pPr>
+        <w:spacing w:after="90"/>
+      </w:pPr>
+      <w:r>
+        <w:rPr>
+          <w:b/>
+          <w:bCs/>
+        </w:rPr>
+        <w:t xml:space="preserve">Reactivos de contraste (par espejo): </w:t>
+      </w:r>
+      <w:r>
+        <w:t xml:space="preserve">R057 (par espejo 4 de la dimensión)</w:t>
+      </w:r>
+    </w:p>
+    <w:p>
+      <w:pPr>
+        <w:spacing w:after="100"/>
+      </w:pPr>
+    </w:p>
+    <w:p>
+      <w:pPr>
+        <w:pStyle w:val="Heading3"/>
+        <w:spacing w:after="100" w:before="200"/>
+      </w:pPr>
+      <w:r>
+        <w:t xml:space="preserve">R059 — Escenario/dilema — indicador 1 (Disposición a compartir información interna con terceros no autorizado…)</w:t>
+      </w:r>
+    </w:p>
+    <w:p>
+      <w:pPr>
+        <w:spacing w:after="90"/>
+      </w:pPr>
+      <w:r>
+        <w:rPr>
+          <w:b/>
+          <w:bCs/>
+        </w:rPr>
+        <w:t xml:space="preserve">Tipo de reactivo: </w:t>
+      </w:r>
+      <w:r>
+        <w:t xml:space="preserve">4-Escenario/dilema</w:t>
+      </w:r>
+    </w:p>
+    <w:p>
+      <w:pPr>
+        <w:spacing w:after="90"/>
+      </w:pPr>
+      <w:r>
+        <w:rPr>
+          <w:b/>
+          <w:bCs/>
+        </w:rPr>
+        <w:t xml:space="preserve">Indicador conductual (Fase 1): </w:t>
+      </w:r>
+      <w:r>
+        <w:t xml:space="preserve">Disposición a compartir información interna con terceros no autorizados.</w:t>
+      </w:r>
+    </w:p>
+    <w:p>
+      <w:pPr>
+        <w:spacing w:after="90"/>
+      </w:pPr>
+      <w:r>
+        <w:rPr>
+          <w:b/>
+          <w:bCs/>
+        </w:rPr>
+        <w:t xml:space="preserve">Pregunta completa (variante base): </w:t>
+      </w:r>
+      <w:r>
+        <w:t xml:space="preserve">Imagina que alguien externo a tu organización te ofrece algo a cambio de información interna que tú manejas. ¿Qué tan probable es que aceptes compartir esa información?</w:t>
+      </w:r>
+    </w:p>
+    <w:p>
+      <w:pPr>
+        <w:spacing w:after="60"/>
+      </w:pPr>
+      <w:r>
+        <w:rPr>
+          <w:b/>
+          <w:bCs/>
+        </w:rPr>
+        <w:t xml:space="preserve">Variantes de redacción (se muestra 1 al azar por aplicación):</w:t>
+      </w:r>
+    </w:p>
+    <w:p>
+      <w:pPr>
+        <w:spacing w:after="60"/>
+        <w:ind w:left="200"/>
+      </w:pPr>
+      <w:r>
+        <w:t xml:space="preserve">Variante 1 (base): Imagina que alguien externo a tu organización te ofrece algo a cambio de información interna que tú manejas. ¿Qué tan probable es que aceptes compartir esa información?</w:t>
+      </w:r>
+    </w:p>
+    <w:p>
+      <w:pPr>
+        <w:spacing w:after="60"/>
+        <w:ind w:left="200"/>
+      </w:pPr>
+      <w:r>
+        <w:t xml:space="preserve">Variante 2: Supón que alguien externo a tu organización te ofrece algo a cambio de información interna que tú manejas. ¿Qué tan probable es que aceptes compartir esa información?</w:t>
+      </w:r>
+    </w:p>
+    <w:p>
+      <w:pPr>
+        <w:spacing w:after="60"/>
+        <w:ind w:left="200"/>
+      </w:pPr>
+      <w:r>
+        <w:t xml:space="preserve">Variante 3: Piensa en la siguiente situación: alguien externo a tu organización te ofrece algo a cambio de información interna que tú manejas. ¿Qué tan probable es que aceptes compartir esa información?</w:t>
+      </w:r>
+    </w:p>
+    <w:p>
+      <w:pPr>
+        <w:spacing w:after="60"/>
+        <w:ind w:left="200"/>
+      </w:pPr>
+      <w:r>
+        <w:t xml:space="preserve">Variante 4: Si te encontraras en esta situación: alguien externo a tu organización te ofrece algo a cambio de información interna que tú manejas, ¿qué tan probable es que aceptes compartir esa información?</w:t>
+      </w:r>
+    </w:p>
+    <w:p>
+      <w:pPr>
+        <w:spacing w:after="60"/>
+        <w:ind w:left="200"/>
+      </w:pPr>
+      <w:r>
+        <w:t xml:space="preserve">Variante 5: Alguien externo a tu organización te ofrece algo a cambio de información interna que tú manejas. ¿Qué tan probable dirías que es que aceptes compartir esa información?</w:t>
+      </w:r>
+    </w:p>
+    <w:p>
+      <w:pPr>
+        <w:spacing w:after="90"/>
+      </w:pPr>
+      <w:r>
+        <w:rPr>
+          <w:b/>
+          <w:bCs/>
+        </w:rPr>
+        <w:t xml:space="preserve">Opciones de respuesta y valor de cada una: </w:t>
+      </w:r>
+      <w:r>
         <w:t xml:space="preserve">Nada probable (0) / Poco probable (1) / Algo probable (2) / Muy probable (3)</w:t>
       </w:r>
     </w:p>
@@ -800,7 +1791,198 @@
         <w:t xml:space="preserve">Reactivos de contraste (par espejo): </w:t>
       </w:r>
       <w:r>
-        <w:t xml:space="preserve">Ninguno obligatorio (no forma parte del par espejo de la dimensión).</w:t>
+        <w:t xml:space="preserve">R060 (par espejo 5 de la dimensión)</w:t>
+      </w:r>
+    </w:p>
+    <w:p>
+      <w:pPr>
+        <w:spacing w:after="100"/>
+      </w:pPr>
+    </w:p>
+    <w:p>
+      <w:pPr>
+        <w:pStyle w:val="Heading3"/>
+        <w:spacing w:after="100" w:before="200"/>
+      </w:pPr>
+      <w:r>
+        <w:t xml:space="preserve">R060 — Percepción de terceros — indicador 1 (Disposición a compartir información interna con terceros no autorizado…)</w:t>
+      </w:r>
+    </w:p>
+    <w:p>
+      <w:pPr>
+        <w:spacing w:after="90"/>
+      </w:pPr>
+      <w:r>
+        <w:rPr>
+          <w:b/>
+          <w:bCs/>
+        </w:rPr>
+        <w:t xml:space="preserve">Tipo de reactivo: </w:t>
+      </w:r>
+      <w:r>
+        <w:t xml:space="preserve">2-Percepción de terceros</w:t>
+      </w:r>
+    </w:p>
+    <w:p>
+      <w:pPr>
+        <w:spacing w:after="90"/>
+      </w:pPr>
+      <w:r>
+        <w:rPr>
+          <w:b/>
+          <w:bCs/>
+        </w:rPr>
+        <w:t xml:space="preserve">Indicador conductual (Fase 1): </w:t>
+      </w:r>
+      <w:r>
+        <w:t xml:space="preserve">Disposición a compartir información interna con terceros no autorizados.</w:t>
+      </w:r>
+    </w:p>
+    <w:p>
+      <w:pPr>
+        <w:spacing w:after="90"/>
+      </w:pPr>
+      <w:r>
+        <w:rPr>
+          <w:b/>
+          <w:bCs/>
+        </w:rPr>
+        <w:t xml:space="preserve">Pregunta completa (variante base): </w:t>
+      </w:r>
+      <w:r>
+        <w:t xml:space="preserve">En tu experiencia, ¿qué tan frecuente dirías que es que las personas de tu entorno laboral compartan información interna de su empresa con alguien externo cuando se sienten mal tratadas?</w:t>
+      </w:r>
+    </w:p>
+    <w:p>
+      <w:pPr>
+        <w:spacing w:after="60"/>
+      </w:pPr>
+      <w:r>
+        <w:rPr>
+          <w:b/>
+          <w:bCs/>
+        </w:rPr>
+        <w:t xml:space="preserve">Variantes de redacción (se muestra 1 al azar por aplicación):</w:t>
+      </w:r>
+    </w:p>
+    <w:p>
+      <w:pPr>
+        <w:spacing w:after="60"/>
+        <w:ind w:left="200"/>
+      </w:pPr>
+      <w:r>
+        <w:t xml:space="preserve">Variante 1 (base): En tu experiencia, ¿qué tan frecuente dirías que es que las personas de tu entorno laboral compartan información interna de su empresa con alguien externo cuando se sienten mal tratadas?</w:t>
+      </w:r>
+    </w:p>
+    <w:p>
+      <w:pPr>
+        <w:spacing w:after="60"/>
+        <w:ind w:left="200"/>
+      </w:pPr>
+      <w:r>
+        <w:t xml:space="preserve">Variante 2: Pensando en las personas de tu entorno laboral, ¿con qué frecuencia dirías que ocurre que las personas de tu entorno laboral compartan información interna de su empresa con alguien externo cuando se sienten mal tratadas?</w:t>
+      </w:r>
+    </w:p>
+    <w:p>
+      <w:pPr>
+        <w:spacing w:after="60"/>
+        <w:ind w:left="200"/>
+      </w:pPr>
+      <w:r>
+        <w:t xml:space="preserve">Variante 3: ¿Qué tan seguido dirías que observas que las personas de tu entorno laboral compartan información interna de su empresa con alguien externo cuando se sienten mal tratadas?</w:t>
+      </w:r>
+    </w:p>
+    <w:p>
+      <w:pPr>
+        <w:spacing w:after="60"/>
+        <w:ind w:left="200"/>
+      </w:pPr>
+      <w:r>
+        <w:t xml:space="preserve">Variante 4: Según lo que has visto, ¿qué tan común dirías que es que las personas de tu entorno laboral compartan información interna de su empresa con alguien externo cuando se sienten mal tratadas?</w:t>
+      </w:r>
+    </w:p>
+    <w:p>
+      <w:pPr>
+        <w:spacing w:after="60"/>
+        <w:ind w:left="200"/>
+      </w:pPr>
+      <w:r>
+        <w:t xml:space="preserve">Variante 5: En tu entorno, ¿qué tan frecuentemente dirías que sucede que las personas de tu entorno laboral compartan información interna de su empresa con alguien externo cuando se sienten mal tratadas?</w:t>
+      </w:r>
+    </w:p>
+    <w:p>
+      <w:pPr>
+        <w:spacing w:after="90"/>
+      </w:pPr>
+      <w:r>
+        <w:rPr>
+          <w:b/>
+          <w:bCs/>
+        </w:rPr>
+        <w:t xml:space="preserve">Opciones de respuesta y valor de cada una: </w:t>
+      </w:r>
+      <w:r>
+        <w:t xml:space="preserve">Nunca o muy raro (0) / Ocasionalmente (1) / Con cierta frecuencia (2) / Muy frecuentemente (3)</w:t>
+      </w:r>
+    </w:p>
+    <w:p>
+      <w:pPr>
+        <w:spacing w:after="90"/>
+      </w:pPr>
+      <w:r>
+        <w:rPr>
+          <w:b/>
+          <w:bCs/>
+        </w:rPr>
+        <w:t xml:space="preserve">Dirección: </w:t>
+      </w:r>
+      <w:r>
+        <w:t xml:space="preserve">Directo</w:t>
+      </w:r>
+    </w:p>
+    <w:p>
+      <w:pPr>
+        <w:spacing w:after="90"/>
+      </w:pPr>
+      <w:r>
+        <w:rPr>
+          <w:b/>
+          <w:bCs/>
+        </w:rPr>
+        <w:t xml:space="preserve">Respuesta de menor riesgo: </w:t>
+      </w:r>
+      <w:r>
+        <w:t xml:space="preserve">Nunca o muy raro (valor 0)</w:t>
+      </w:r>
+    </w:p>
+    <w:p>
+      <w:pPr>
+        <w:spacing w:after="90"/>
+      </w:pPr>
+      <w:r>
+        <w:rPr>
+          <w:b/>
+          <w:bCs/>
+        </w:rPr>
+        <w:t xml:space="preserve">Valor psicométrico (cómo se transforma la respuesta cruda): </w:t>
+      </w:r>
+      <w:r>
+        <w:t xml:space="preserve">Escala 0-3 según el orden de las opciones listado arriba; reactivo directo, sin inversión.</w:t>
+      </w:r>
+    </w:p>
+    <w:p>
+      <w:pPr>
+        <w:spacing w:after="90"/>
+      </w:pPr>
+      <w:r>
+        <w:rPr>
+          <w:b/>
+          <w:bCs/>
+        </w:rPr>
+        <w:t xml:space="preserve">Reactivos de contraste (par espejo): </w:t>
+      </w:r>
+      <w:r>
+        <w:t xml:space="preserve">R059 (par espejo 5 de la dimensión)</w:t>
       </w:r>
     </w:p>
     <w:p>
